--- a/ethics/hrec-application.docx
+++ b/ethics/hrec-application.docx
@@ -157,27 +157,6 @@
             </w:pPr>
             <w:r>
               <w:t xml:space="preserve">Dr Torsten Reiners, Senior Lecturer, Supply Chain Management, SoMM - TBC (confirmation pending)</w:t>
-            </w:r>
-          </w:p>
-        </w:tc>
-      </w:tr>
-      <w:tr>
-        <w:tc>
-          <w:tcPr/>
-          <w:p>
-            <w:pPr>
-              <w:pStyle w:val="Compact"/>
-            </w:pPr>
-          </w:p>
-        </w:tc>
-        <w:tc>
-          <w:tcPr/>
-          <w:p>
-            <w:pPr>
-              <w:pStyle w:val="Compact"/>
-            </w:pPr>
-            <w:r>
-              <w:t xml:space="preserve">[Additional colleague - TBC]</w:t>
             </w:r>
           </w:p>
         </w:tc>
@@ -2080,7 +2059,7 @@
         </w:numPr>
       </w:pPr>
       <w:r>
-        <w:t xml:space="preserve">Confirm co-investigator names/roles/units (Marcela, Torsten, plus third if any)</w:t>
+        <w:t xml:space="preserve">Confirm co-investigator names/roles/units (Marcela, Torsten)</w:t>
       </w:r>
     </w:p>
     <w:p>

--- a/ethics/hrec-application.docx
+++ b/ethics/hrec-application.docx
@@ -268,7 +268,7 @@
               <w:pStyle w:val="Compact"/>
             </w:pPr>
             <w:r>
-              <w:t xml:space="preserve">Start April 2026 (ethics approval date + onboarding) - December 2026; reporting in 2027 per NBF requirements</w:t>
+              <w:t xml:space="preserve">Start April 2026 (ethics approval date + onboarding); data collection Semester 2 2026; reporting Semester 1 2027</w:t>
             </w:r>
           </w:p>
         </w:tc>
@@ -599,7 +599,7 @@
         <w:t xml:space="preserve"> </w:t>
       </w:r>
       <w:r>
-        <w:t xml:space="preserve">Curtin students enrolled in participating units (ISYS6020 + at least two additional units in Marketing and Supply Chain; final list TBC). Participation is voluntary and does not affect grades. Sessions are scheduled at varied times to support students with work/caring commitments.</w:t>
+        <w:t xml:space="preserve">Curtin students enrolled in participating units: ISYS6018 Information Security Audit and Control (~50 students), MGMT6076 Supply Chain Digitalisation and Innovation (~30 students), and MKTG1000 Discovering Marketing (~220 students). Participation is voluntary and does not affect grades. Sessions are scheduled at varied times to support students with work/caring commitments.</w:t>
       </w:r>
     </w:p>
     <w:p>
@@ -617,7 +617,7 @@
         <w:t xml:space="preserve"> </w:t>
       </w:r>
       <w:r>
-        <w:t xml:space="preserve">~60-120 participants total (20-30 per session across 3 or more units). A power analysis will be finalised once units and cohort sizes are confirmed.</w:t>
+        <w:t xml:space="preserve">Combined enrolment across three units is approximately 300 students. Estimated 100-200 voluntary participants. A power analysis will be finalised once participation rates are confirmed.</w:t>
       </w:r>
     </w:p>
     <w:p>
@@ -1068,7 +1068,7 @@
         <w:t xml:space="preserve"> </w:t>
       </w:r>
       <w:r>
-        <w:t xml:space="preserve">Equity-disaggregated evidence to inform AI-integrated assessment policy and NBF reporting. Open-access resource pack and ACIS 2026 dissemination.</w:t>
+        <w:t xml:space="preserve">Equity-disaggregated evidence to inform AI-integrated assessment policy and NBF reporting. Open-access resource pack and ACIS 2027 dissemination.</w:t>
       </w:r>
     </w:p>
     <w:p>
@@ -1385,7 +1385,7 @@
         <w:t xml:space="preserve"> </w:t>
       </w:r>
       <w:r>
-        <w:t xml:space="preserve">Curtin NBF Learning &amp; Teaching Grant 2026 (internal). Budget supports RA, API costs, instrument development, session delivery, resource production, and ACIS 2026 dissemination.</w:t>
+        <w:t xml:space="preserve">Curtin NBF Learning &amp; Teaching Grant 2026 (internal). Budget supports RA, API costs, instrument development, session delivery, resource production, and ACIS 2027 dissemination.</w:t>
       </w:r>
     </w:p>
     <w:p>
@@ -1515,7 +1515,7 @@
               <w:pStyle w:val="Compact"/>
             </w:pPr>
             <w:r>
-              <w:t xml:space="preserve">March-April 2026</w:t>
+              <w:t xml:space="preserve">March-June 2026</w:t>
             </w:r>
           </w:p>
         </w:tc>
@@ -1526,7 +1526,7 @@
               <w:pStyle w:val="Compact"/>
             </w:pPr>
             <w:r>
-              <w:t xml:space="preserve">HREC approval, confirm units/co-Is, finalise instruments, recruit RA</w:t>
+              <w:t xml:space="preserve">HREC approval, confirm units/co-Is, finalise instruments, recruit RA, pilot</w:t>
             </w:r>
           </w:p>
         </w:tc>
@@ -1539,7 +1539,7 @@
               <w:pStyle w:val="Compact"/>
             </w:pPr>
             <w:r>
-              <w:t xml:space="preserve">May-June 2026</w:t>
+              <w:t xml:space="preserve">July-Oct 2026</w:t>
             </w:r>
           </w:p>
         </w:tc>
@@ -1550,7 +1550,7 @@
               <w:pStyle w:val="Compact"/>
             </w:pPr>
             <w:r>
-              <w:t xml:space="preserve">Lab sessions and data collection</w:t>
+              <w:t xml:space="preserve">Lab sessions and data collection (Semester 2)</w:t>
             </w:r>
           </w:p>
         </w:tc>
@@ -1563,7 +1563,7 @@
               <w:pStyle w:val="Compact"/>
             </w:pPr>
             <w:r>
-              <w:t xml:space="preserve">July-August 2026</w:t>
+              <w:t xml:space="preserve">Nov-Dec 2026</w:t>
             </w:r>
           </w:p>
         </w:tc>
@@ -1587,7 +1587,7 @@
               <w:pStyle w:val="Compact"/>
             </w:pPr>
             <w:r>
-              <w:t xml:space="preserve">Sep-Dec 2026</w:t>
+              <w:t xml:space="preserve">Jan-Mar 2027</w:t>
             </w:r>
           </w:p>
         </w:tc>
@@ -1598,7 +1598,7 @@
               <w:pStyle w:val="Compact"/>
             </w:pPr>
             <w:r>
-              <w:t xml:space="preserve">Writing, open resources, ACIS submission; progress report drafting</w:t>
+              <w:t xml:space="preserve">Writing, open resources, paper draft</w:t>
             </w:r>
           </w:p>
         </w:tc>
@@ -1611,7 +1611,7 @@
               <w:pStyle w:val="Compact"/>
             </w:pPr>
             <w:r>
-              <w:t xml:space="preserve">2027</w:t>
+              <w:t xml:space="preserve">Apr-Jun 2027</w:t>
             </w:r>
           </w:p>
         </w:tc>
@@ -1622,7 +1622,7 @@
               <w:pStyle w:val="Compact"/>
             </w:pPr>
             <w:r>
-              <w:t xml:space="preserve">NBF final report</w:t>
+              <w:t xml:space="preserve">NBF final report, equity outcome reporting</w:t>
             </w:r>
           </w:p>
         </w:tc>
@@ -1651,7 +1651,7 @@
         <w:pStyle w:val="FirstParagraph"/>
       </w:pPr>
       <w:r>
-        <w:t xml:space="preserve">Open-access resource pack (facilitation guide, nudge variants, task design principles, exit survey instrument) on Curtin repository and The AI Exchange. ACIS 2026 paper submission. Equity-disaggregated findings included in NBF reporting.</w:t>
+        <w:t xml:space="preserve">Open-access resource pack (facilitation guide, nudge variants, task design principles, exit survey instrument) on Curtin repository and The AI Exchange. ACIS 2027 paper submission. Equity-disaggregated findings included in NBF reporting.</w:t>
       </w:r>
     </w:p>
     <w:p>
@@ -1719,7 +1719,7 @@
         <w:t xml:space="preserve"> </w:t>
       </w:r>
       <w:r>
-        <w:t xml:space="preserve">Targeting ACIS 2026; anonymised transcript excerpts only; no identifiers.</w:t>
+        <w:t xml:space="preserve">Targeting ACIS 2027; anonymised transcript excerpts only; no identifiers.</w:t>
       </w:r>
     </w:p>
     <w:p>
@@ -2071,7 +2071,7 @@
         </w:numPr>
       </w:pPr>
       <w:r>
-        <w:t xml:space="preserve">List participating units explicitly (ISYS6020 + [Marketing Unit] + [Supply Chain Unit])</w:t>
+        <w:t xml:space="preserve">List participating units explicitly (ISYS6018, MGMT6076, MKTG1000)</w:t>
       </w:r>
     </w:p>
     <w:p>
@@ -2506,6 +2506,82 @@
     <w:lvl w:ilvl="8">
       <w:numFmt w:val="bullet"/>
       <w:lvlText w:val="☐"/>
+      <w:lvlJc w:val="left"/>
+      <w:pPr>
+        <w:ind w:left="6480" w:hanging="360"/>
+      </w:pPr>
+    </w:lvl>
+  </w:abstractNum>
+  <w:abstractNum w:abstractNumId="993">
+    <w:nsid w:val="0000A993"/>
+    <w:multiLevelType w:val="multilevel"/>
+    <w:lvl w:ilvl="0">
+      <w:numFmt w:val="bullet"/>
+      <w:lvlText w:val="☒"/>
+      <w:lvlJc w:val="left"/>
+      <w:pPr>
+        <w:ind w:left="720" w:hanging="360"/>
+      </w:pPr>
+    </w:lvl>
+    <w:lvl w:ilvl="1">
+      <w:numFmt w:val="bullet"/>
+      <w:lvlText w:val="☒"/>
+      <w:lvlJc w:val="left"/>
+      <w:pPr>
+        <w:ind w:left="1440" w:hanging="360"/>
+      </w:pPr>
+    </w:lvl>
+    <w:lvl w:ilvl="2">
+      <w:numFmt w:val="bullet"/>
+      <w:lvlText w:val="☒"/>
+      <w:lvlJc w:val="left"/>
+      <w:pPr>
+        <w:ind w:left="2160" w:hanging="360"/>
+      </w:pPr>
+    </w:lvl>
+    <w:lvl w:ilvl="3">
+      <w:numFmt w:val="bullet"/>
+      <w:lvlText w:val="☒"/>
+      <w:lvlJc w:val="left"/>
+      <w:pPr>
+        <w:ind w:left="2880" w:hanging="360"/>
+      </w:pPr>
+    </w:lvl>
+    <w:lvl w:ilvl="4">
+      <w:numFmt w:val="bullet"/>
+      <w:lvlText w:val="☒"/>
+      <w:lvlJc w:val="left"/>
+      <w:pPr>
+        <w:ind w:left="3600" w:hanging="360"/>
+      </w:pPr>
+    </w:lvl>
+    <w:lvl w:ilvl="5">
+      <w:numFmt w:val="bullet"/>
+      <w:lvlText w:val="☒"/>
+      <w:lvlJc w:val="left"/>
+      <w:pPr>
+        <w:ind w:left="4320" w:hanging="360"/>
+      </w:pPr>
+    </w:lvl>
+    <w:lvl w:ilvl="6">
+      <w:numFmt w:val="bullet"/>
+      <w:lvlText w:val="☒"/>
+      <w:lvlJc w:val="left"/>
+      <w:pPr>
+        <w:ind w:left="5040" w:hanging="360"/>
+      </w:pPr>
+    </w:lvl>
+    <w:lvl w:ilvl="7">
+      <w:numFmt w:val="bullet"/>
+      <w:lvlText w:val="☒"/>
+      <w:lvlJc w:val="left"/>
+      <w:pPr>
+        <w:ind w:left="5760" w:hanging="360"/>
+      </w:pPr>
+    </w:lvl>
+    <w:lvl w:ilvl="8">
+      <w:numFmt w:val="bullet"/>
+      <w:lvlText w:val="☒"/>
       <w:lvlJc w:val="left"/>
       <w:pPr>
         <w:ind w:left="6480" w:hanging="360"/>
@@ -2561,7 +2637,7 @@
     <w:abstractNumId w:val="992"/>
   </w:num>
   <w:num w:numId="1007">
-    <w:abstractNumId w:val="992"/>
+    <w:abstractNumId w:val="993"/>
   </w:num>
   <w:num w:numId="1008">
     <w:abstractNumId w:val="992"/>
